--- a/AIDEV Expo & Forum/INVITATION carton.docx
+++ b/AIDEV Expo & Forum/INVITATION carton.docx
@@ -4,16 +4,6 @@
   <w:body>
     <w:p>
       <w:pPr>
-        <w:jc w:val="left"/>
-        <w:rPr>
-          <w:rStyle w:val="3"/>
-          <w:rFonts w:hint="default" w:ascii="Calibri" w:hAnsi="Calibri" w:cs="Calibri"/>
-          <w:lang w:val="fr-FR"/>
-        </w:rPr>
-      </w:pPr>
-    </w:p>
-    <w:p>
-      <w:pPr>
         <w:jc w:val="both"/>
         <w:rPr>
           <w:rStyle w:val="3"/>
@@ -29,9 +19,9 @@
         </w:rPr>
         <w:drawing>
           <wp:inline distT="0" distB="0" distL="114300" distR="114300">
-            <wp:extent cx="6534785" cy="3676650"/>
-            <wp:effectExtent l="0" t="0" r="18415" b="0"/>
-            <wp:docPr id="12" name="Image 12" descr="carton invitation"/>
+            <wp:extent cx="6208395" cy="3493135"/>
+            <wp:effectExtent l="0" t="0" r="1905" b="12065"/>
+            <wp:docPr id="5" name="Image 5" descr="Outils Ed-Tech"/>
             <wp:cNvGraphicFramePr>
               <a:graphicFrameLocks xmlns:a="http://schemas.openxmlformats.org/drawingml/2006/main" noChangeAspect="1"/>
             </wp:cNvGraphicFramePr>
@@ -39,7 +29,7 @@
               <a:graphicData uri="http://schemas.openxmlformats.org/drawingml/2006/picture">
                 <pic:pic xmlns:pic="http://schemas.openxmlformats.org/drawingml/2006/picture">
                   <pic:nvPicPr>
-                    <pic:cNvPr id="12" name="Image 12" descr="carton invitation"/>
+                    <pic:cNvPr id="5" name="Image 5" descr="Outils Ed-Tech"/>
                     <pic:cNvPicPr>
                       <a:picLocks noChangeAspect="1"/>
                     </pic:cNvPicPr>
@@ -53,7 +43,7 @@
                   <pic:spPr>
                     <a:xfrm>
                       <a:off x="0" y="0"/>
-                      <a:ext cx="6534785" cy="3676650"/>
+                      <a:ext cx="6208395" cy="3493135"/>
                     </a:xfrm>
                     <a:prstGeom prst="rect">
                       <a:avLst/>
@@ -95,6 +85,56 @@
           <w:lang w:val="fr-FR"/>
         </w:rPr>
       </w:pPr>
+    </w:p>
+    <w:p>
+      <w:pPr>
+        <w:jc w:val="both"/>
+        <w:rPr>
+          <w:rStyle w:val="3"/>
+          <w:rFonts w:hint="default" w:ascii="Calibri" w:hAnsi="Calibri" w:cs="Calibri"/>
+          <w:lang w:val="fr-FR"/>
+        </w:rPr>
+      </w:pPr>
+    </w:p>
+    <w:p>
+      <w:pPr>
+        <w:jc w:val="both"/>
+        <w:rPr>
+          <w:rStyle w:val="3"/>
+          <w:rFonts w:hint="default" w:ascii="Calibri" w:hAnsi="Calibri" w:cs="Calibri"/>
+          <w:lang w:val="fr-FR"/>
+        </w:rPr>
+      </w:pPr>
+    </w:p>
+    <w:p>
+      <w:pPr>
+        <w:jc w:val="both"/>
+        <w:rPr>
+          <w:rStyle w:val="3"/>
+          <w:rFonts w:hint="default" w:ascii="Calibri" w:hAnsi="Calibri" w:cs="Calibri"/>
+          <w:lang w:val="fr-FR"/>
+        </w:rPr>
+      </w:pPr>
+    </w:p>
+    <w:p>
+      <w:pPr>
+        <w:jc w:val="both"/>
+        <w:rPr>
+          <w:rStyle w:val="3"/>
+          <w:rFonts w:hint="default" w:ascii="Calibri" w:hAnsi="Calibri" w:cs="Calibri"/>
+          <w:lang w:val="fr-FR"/>
+        </w:rPr>
+      </w:pPr>
+    </w:p>
+    <w:p>
+      <w:pPr>
+        <w:jc w:val="both"/>
+        <w:rPr>
+          <w:rStyle w:val="3"/>
+          <w:rFonts w:hint="default" w:ascii="Calibri" w:hAnsi="Calibri" w:cs="Calibri"/>
+          <w:lang w:val="fr-FR"/>
+        </w:rPr>
+      </w:pPr>
       <w:r>
         <w:rPr>
           <w:rStyle w:val="3"/>
@@ -103,9 +143,9 @@
         </w:rPr>
         <w:drawing>
           <wp:inline distT="0" distB="0" distL="114300" distR="114300">
-            <wp:extent cx="6623685" cy="3726815"/>
-            <wp:effectExtent l="0" t="0" r="5715" b="6985"/>
-            <wp:docPr id="13" name="Image 13" descr="carton invitation"/>
+            <wp:extent cx="6129020" cy="3448050"/>
+            <wp:effectExtent l="0" t="0" r="5080" b="0"/>
+            <wp:docPr id="6" name="Image 6" descr="Outils Ed-Tech"/>
             <wp:cNvGraphicFramePr>
               <a:graphicFrameLocks xmlns:a="http://schemas.openxmlformats.org/drawingml/2006/main" noChangeAspect="1"/>
             </wp:cNvGraphicFramePr>
@@ -113,7 +153,7 @@
               <a:graphicData uri="http://schemas.openxmlformats.org/drawingml/2006/picture">
                 <pic:pic xmlns:pic="http://schemas.openxmlformats.org/drawingml/2006/picture">
                   <pic:nvPicPr>
-                    <pic:cNvPr id="13" name="Image 13" descr="carton invitation"/>
+                    <pic:cNvPr id="6" name="Image 6" descr="Outils Ed-Tech"/>
                     <pic:cNvPicPr>
                       <a:picLocks noChangeAspect="1"/>
                     </pic:cNvPicPr>
@@ -127,7 +167,7 @@
                   <pic:spPr>
                     <a:xfrm>
                       <a:off x="0" y="0"/>
-                      <a:ext cx="6623685" cy="3726815"/>
+                      <a:ext cx="6129020" cy="3448050"/>
                     </a:xfrm>
                     <a:prstGeom prst="rect">
                       <a:avLst/>
@@ -149,8 +189,6 @@
           <w:lang w:val="fr-FR"/>
         </w:rPr>
       </w:pPr>
-      <w:bookmarkStart w:id="0" w:name="_GoBack"/>
-      <w:bookmarkEnd w:id="0"/>
     </w:p>
     <w:p>
       <w:pPr>
@@ -217,7 +255,6 @@
           <w:lang w:val="fr-FR"/>
         </w:rPr>
         <w:tab/>
-        <w:t/>
       </w:r>
       <w:r>
         <w:rPr>
@@ -226,7 +263,6 @@
           <w:lang w:val="fr-FR"/>
         </w:rPr>
         <w:tab/>
-        <w:t/>
       </w:r>
       <w:r>
         <w:rPr>
@@ -235,7 +271,14 @@
           <w:lang w:val="fr-FR"/>
         </w:rPr>
         <w:tab/>
-        <w:t/>
+      </w:r>
+      <w:r>
+        <w:rPr>
+          <w:rStyle w:val="3"/>
+          <w:rFonts w:hint="default" w:ascii="Calibri" w:hAnsi="Calibri" w:cs="Calibri"/>
+          <w:lang w:val="fr-FR"/>
+        </w:rPr>
+        <w:t xml:space="preserve"> </w:t>
       </w:r>
       <w:r>
         <w:rPr>
@@ -244,7 +287,6 @@
           <w:lang w:val="fr-FR"/>
         </w:rPr>
         <w:tab/>
-        <w:t/>
       </w:r>
       <w:r>
         <w:rPr>
@@ -253,7 +295,6 @@
           <w:lang w:val="fr-FR"/>
         </w:rPr>
         <w:tab/>
-        <w:t/>
       </w:r>
       <w:r>
         <w:rPr>
@@ -262,7 +303,6 @@
           <w:lang w:val="fr-FR"/>
         </w:rPr>
         <w:tab/>
-        <w:t/>
       </w:r>
       <w:r>
         <w:rPr>
@@ -271,16 +311,14 @@
           <w:lang w:val="fr-FR"/>
         </w:rPr>
         <w:tab/>
-        <w:t/>
-      </w:r>
-      <w:r>
-        <w:rPr>
-          <w:rStyle w:val="3"/>
-          <w:rFonts w:hint="default" w:ascii="Calibri" w:hAnsi="Calibri" w:cs="Calibri"/>
-          <w:lang w:val="fr-FR"/>
-        </w:rPr>
-        <w:tab/>
-        <w:t xml:space="preserve">            </w:t>
+      </w:r>
+      <w:r>
+        <w:rPr>
+          <w:rStyle w:val="3"/>
+          <w:rFonts w:hint="default" w:ascii="Calibri" w:hAnsi="Calibri" w:cs="Calibri"/>
+          <w:lang w:val="fr-FR"/>
+        </w:rPr>
+        <w:t xml:space="preserve">                        </w:t>
       </w:r>
       <w:r>
         <w:rPr>
@@ -369,6 +407,8 @@
           <w:rFonts w:hint="default" w:ascii="Calibri" w:hAnsi="Calibri" w:cs="Calibri"/>
           <w:b w:val="0"/>
           <w:bCs w:val="0"/>
+          <w:i/>
+          <w:iCs/>
           <w:lang w:val="fr-FR"/>
         </w:rPr>
         <w:t>L</w:t>
@@ -378,6 +418,8 @@
           <w:rFonts w:hint="default" w:ascii="Calibri" w:hAnsi="Calibri" w:cs="Calibri"/>
           <w:b w:val="0"/>
           <w:bCs w:val="0"/>
+          <w:i/>
+          <w:iCs/>
         </w:rPr>
         <w:t>’</w:t>
       </w:r>
@@ -387,6 +429,8 @@
           <w:rFonts w:hint="default" w:ascii="Calibri" w:hAnsi="Calibri" w:cs="Calibri"/>
           <w:b w:val="0"/>
           <w:bCs w:val="0"/>
+          <w:i/>
+          <w:iCs/>
         </w:rPr>
         <w:t>OniFRa Antsirabe</w:t>
       </w:r>
@@ -398,6 +442,15 @@
           <w:bCs w:val="0"/>
           <w:lang w:val="fr-FR"/>
         </w:rPr>
+        <w:t xml:space="preserve"> et</w:t>
+      </w:r>
+      <w:r>
+        <w:rPr>
+          <w:rFonts w:hint="default" w:ascii="Calibri" w:hAnsi="Calibri" w:cs="Calibri"/>
+          <w:b w:val="0"/>
+          <w:bCs w:val="0"/>
+          <w:lang w:val="fr-FR"/>
+        </w:rPr>
         <w:t xml:space="preserve"> </w:t>
       </w:r>
       <w:r>
@@ -405,23 +458,19 @@
           <w:rFonts w:hint="default" w:ascii="Calibri" w:hAnsi="Calibri" w:cs="Calibri"/>
           <w:b w:val="0"/>
           <w:bCs w:val="0"/>
-        </w:rPr>
-        <w:t>en partenariat avec</w:t>
-      </w:r>
-      <w:r>
-        <w:rPr>
-          <w:rFonts w:hint="default" w:ascii="Calibri" w:hAnsi="Calibri" w:cs="Calibri"/>
-          <w:b w:val="0"/>
-          <w:bCs w:val="0"/>
-          <w:lang w:val="fr-FR"/>
-        </w:rPr>
-        <w:t xml:space="preserve"> l</w:t>
-      </w:r>
-      <w:r>
-        <w:rPr>
-          <w:rFonts w:hint="default" w:ascii="Calibri" w:hAnsi="Calibri" w:cs="Calibri"/>
-          <w:b w:val="0"/>
-          <w:bCs w:val="0"/>
+          <w:i/>
+          <w:iCs/>
+          <w:lang w:val="fr-FR"/>
+        </w:rPr>
+        <w:t>l</w:t>
+      </w:r>
+      <w:r>
+        <w:rPr>
+          <w:rFonts w:hint="default" w:ascii="Calibri" w:hAnsi="Calibri" w:cs="Calibri"/>
+          <w:b w:val="0"/>
+          <w:bCs w:val="0"/>
+          <w:i/>
+          <w:iCs/>
         </w:rPr>
         <w:t>’</w:t>
       </w:r>
@@ -431,6 +480,8 @@
           <w:rFonts w:hint="default" w:ascii="Calibri" w:hAnsi="Calibri" w:cs="Calibri"/>
           <w:b w:val="0"/>
           <w:bCs w:val="0"/>
+          <w:i/>
+          <w:iCs/>
         </w:rPr>
         <w:t>AI&amp;Dev Academy</w:t>
       </w:r>
@@ -440,24 +491,24 @@
           <w:b w:val="0"/>
           <w:bCs w:val="0"/>
         </w:rPr>
-        <w:t xml:space="preserve"> , a l’honneur de vous inviter à l’</w:t>
-      </w:r>
-      <w:r>
-        <w:rPr>
-          <w:rStyle w:val="3"/>
-          <w:rFonts w:hint="default" w:ascii="Calibri" w:hAnsi="Calibri" w:cs="Calibri"/>
-          <w:b w:val="0"/>
-          <w:bCs w:val="0"/>
-        </w:rPr>
-        <w:t>Ed-Tech Expo &amp; Forum</w:t>
-      </w:r>
-      <w:r>
-        <w:rPr>
-          <w:rFonts w:hint="default" w:ascii="Calibri" w:hAnsi="Calibri" w:cs="Calibri"/>
-          <w:b w:val="0"/>
-          <w:bCs w:val="0"/>
-        </w:rPr>
-        <w:t>, placé sous le thème :</w:t>
+        <w:t xml:space="preserve"> , </w:t>
+      </w:r>
+      <w:r>
+        <w:rPr>
+          <w:rFonts w:hint="default" w:ascii="Calibri" w:hAnsi="Calibri" w:cs="Calibri"/>
+          <w:b w:val="0"/>
+          <w:bCs w:val="0"/>
+          <w:lang w:val="fr-FR"/>
+        </w:rPr>
+        <w:t>ont</w:t>
+      </w:r>
+      <w:r>
+        <w:rPr>
+          <w:rFonts w:hint="default" w:ascii="Calibri" w:hAnsi="Calibri" w:cs="Calibri"/>
+          <w:b w:val="0"/>
+          <w:bCs w:val="0"/>
+        </w:rPr>
+        <w:t xml:space="preserve"> l’honneur de vous inviter à </w:t>
       </w:r>
     </w:p>
     <w:p>
@@ -470,57 +521,34 @@
         <w:jc w:val="center"/>
         <w:rPr>
           <w:rFonts w:hint="default" w:ascii="Calibri" w:hAnsi="Calibri" w:cs="Calibri"/>
-          <w:b/>
-          <w:bCs/>
-          <w:i/>
-          <w:iCs/>
-        </w:rPr>
-      </w:pPr>
-      <w:r>
-        <w:rPr>
-          <w:rStyle w:val="3"/>
-          <w:rFonts w:hint="default" w:ascii="Calibri" w:hAnsi="Calibri" w:cs="Calibri"/>
-          <w:b/>
-          <w:bCs/>
-          <w:i/>
-          <w:iCs/>
-          <w:lang w:val="fr-FR"/>
-        </w:rPr>
-        <w:t xml:space="preserve">Les technologies </w:t>
-      </w:r>
-      <w:r>
-        <w:rPr>
-          <w:rStyle w:val="3"/>
-          <w:rFonts w:hint="default" w:ascii="Calibri" w:hAnsi="Calibri" w:cs="Calibri"/>
-          <w:b/>
-          <w:bCs/>
-          <w:i/>
-          <w:iCs/>
-        </w:rPr>
-        <w:t xml:space="preserve"> </w:t>
-      </w:r>
-      <w:r>
-        <w:rPr>
-          <w:rStyle w:val="3"/>
-          <w:rFonts w:hint="default" w:ascii="Calibri" w:hAnsi="Calibri" w:cs="Calibri"/>
-          <w:b/>
-          <w:bCs/>
-          <w:i/>
-          <w:iCs/>
-          <w:lang w:val="fr-FR"/>
-        </w:rPr>
-        <w:t xml:space="preserve">au service de </w:t>
-      </w:r>
-      <w:r>
-        <w:rPr>
-          <w:rStyle w:val="3"/>
-          <w:rFonts w:hint="default" w:ascii="Calibri" w:hAnsi="Calibri" w:cs="Calibri"/>
-          <w:b/>
-          <w:bCs/>
-          <w:i/>
-          <w:iCs/>
-        </w:rPr>
-        <w:t xml:space="preserve">l’Éducation </w:t>
+          <w:b w:val="0"/>
+          <w:bCs w:val="0"/>
+        </w:rPr>
+      </w:pPr>
+      <w:r>
+        <w:rPr>
+          <w:rFonts w:hint="default" w:ascii="Calibri" w:hAnsi="Calibri" w:cs="Calibri"/>
+          <w:b/>
+          <w:bCs/>
+        </w:rPr>
+        <w:t>l’</w:t>
+      </w:r>
+      <w:r>
+        <w:rPr>
+          <w:rStyle w:val="3"/>
+          <w:rFonts w:hint="default" w:ascii="Calibri" w:hAnsi="Calibri" w:cs="Calibri"/>
+          <w:b/>
+          <w:bCs/>
+        </w:rPr>
+        <w:t>Ed-Tech Expo &amp; Forum</w:t>
+      </w:r>
+      <w:r>
+        <w:rPr>
+          <w:rFonts w:hint="default" w:ascii="Calibri" w:hAnsi="Calibri" w:cs="Calibri"/>
+          <w:b w:val="0"/>
+          <w:bCs w:val="0"/>
+        </w:rPr>
+        <w:t>, placé sous le thème :</w:t>
       </w:r>
     </w:p>
     <w:p>
@@ -533,17 +561,57 @@
         <w:jc w:val="center"/>
         <w:rPr>
           <w:rFonts w:hint="default" w:ascii="Calibri" w:hAnsi="Calibri" w:cs="Calibri"/>
-          <w:b w:val="0"/>
-          <w:bCs w:val="0"/>
-        </w:rPr>
-      </w:pPr>
-      <w:r>
-        <w:rPr>
-          <w:rFonts w:hint="default" w:ascii="Calibri" w:hAnsi="Calibri" w:cs="Calibri"/>
-          <w:b w:val="0"/>
-          <w:bCs w:val="0"/>
-        </w:rPr>
-        <w:t>Nous serions honorés de compter sur votre présence à cet événement qui ambitionne de contribuer à la construction d’une éducation plus intelligente, inclusive et tournée vers l’avenir.</w:t>
+          <w:b/>
+          <w:bCs/>
+          <w:i/>
+          <w:iCs/>
+        </w:rPr>
+      </w:pPr>
+      <w:r>
+        <w:rPr>
+          <w:rStyle w:val="3"/>
+          <w:rFonts w:hint="default" w:ascii="Calibri" w:hAnsi="Calibri" w:cs="Calibri"/>
+          <w:b/>
+          <w:bCs/>
+          <w:i/>
+          <w:iCs/>
+          <w:lang w:val="fr-FR"/>
+        </w:rPr>
+        <w:t xml:space="preserve">Les technologies </w:t>
+      </w:r>
+      <w:r>
+        <w:rPr>
+          <w:rStyle w:val="3"/>
+          <w:rFonts w:hint="default" w:ascii="Calibri" w:hAnsi="Calibri" w:cs="Calibri"/>
+          <w:b/>
+          <w:bCs/>
+          <w:i/>
+          <w:iCs/>
+        </w:rPr>
+        <w:t xml:space="preserve"> </w:t>
+      </w:r>
+      <w:r>
+        <w:rPr>
+          <w:rStyle w:val="3"/>
+          <w:rFonts w:hint="default" w:ascii="Calibri" w:hAnsi="Calibri" w:cs="Calibri"/>
+          <w:b/>
+          <w:bCs/>
+          <w:i/>
+          <w:iCs/>
+          <w:lang w:val="fr-FR"/>
+        </w:rPr>
+        <w:t xml:space="preserve">au service de </w:t>
+      </w:r>
+      <w:r>
+        <w:rPr>
+          <w:rStyle w:val="3"/>
+          <w:rFonts w:hint="default" w:ascii="Calibri" w:hAnsi="Calibri" w:cs="Calibri"/>
+          <w:b/>
+          <w:bCs/>
+          <w:i/>
+          <w:iCs/>
+        </w:rPr>
+        <w:t xml:space="preserve">l’Éducation </w:t>
       </w:r>
     </w:p>
     <w:p>
@@ -555,18 +623,41 @@
         <w:suppressLineNumbers w:val="0"/>
         <w:jc w:val="center"/>
         <w:rPr>
-          <w:b w:val="0"/>
-          <w:bCs w:val="0"/>
-          <w:i/>
-          <w:iCs/>
-        </w:rPr>
-      </w:pPr>
-      <w:r>
-        <w:rPr>
-          <w:rStyle w:val="3"/>
-          <w:rFonts w:hint="default" w:ascii="Calibri" w:hAnsi="Calibri" w:cs="Calibri"/>
-          <w:b w:val="0"/>
-          <w:bCs w:val="0"/>
+          <w:rFonts w:hint="default" w:ascii="Calibri" w:hAnsi="Calibri" w:cs="Calibri"/>
+          <w:b w:val="0"/>
+          <w:bCs w:val="0"/>
+        </w:rPr>
+      </w:pPr>
+      <w:r>
+        <w:rPr>
+          <w:rFonts w:hint="default" w:ascii="Calibri" w:hAnsi="Calibri" w:cs="Calibri"/>
+          <w:b w:val="0"/>
+          <w:bCs w:val="0"/>
+        </w:rPr>
+        <w:t>Nous serions honorés de compter sur votre présence à cet événement qui ambitionne de contribuer à la construction d’une éducation plus intelligente, inclusive et tournée vers l’avenir.</w:t>
+      </w:r>
+    </w:p>
+    <w:p>
+      <w:pPr>
+        <w:pStyle w:val="4"/>
+        <w:keepNext w:val="0"/>
+        <w:keepLines w:val="0"/>
+        <w:widowControl/>
+        <w:suppressLineNumbers w:val="0"/>
+        <w:jc w:val="center"/>
+        <w:rPr>
+          <w:b w:val="0"/>
+          <w:bCs w:val="0"/>
+          <w:i/>
+          <w:iCs/>
+        </w:rPr>
+      </w:pPr>
+      <w:r>
+        <w:rPr>
+          <w:rStyle w:val="3"/>
+          <w:rFonts w:hint="default" w:ascii="Calibri" w:hAnsi="Calibri" w:cs="Calibri"/>
+          <w:b/>
+          <w:bCs/>
           <w:i/>
           <w:iCs/>
           <w:lang w:val="fr-FR"/>
@@ -577,8 +668,8 @@
         <w:rPr>
           <w:rStyle w:val="3"/>
           <w:rFonts w:hint="default" w:ascii="Calibri" w:hAnsi="Calibri" w:cs="Calibri"/>
-          <w:b w:val="0"/>
-          <w:bCs w:val="0"/>
+          <w:b/>
+          <w:bCs/>
           <w:i/>
           <w:iCs/>
         </w:rPr>
@@ -588,8 +679,8 @@
         <w:rPr>
           <w:rStyle w:val="3"/>
           <w:rFonts w:hint="default" w:ascii="Calibri" w:hAnsi="Calibri" w:cs="Calibri"/>
-          <w:b w:val="0"/>
-          <w:bCs w:val="0"/>
+          <w:b/>
+          <w:bCs/>
           <w:i/>
           <w:iCs/>
           <w:lang w:val="fr-FR"/>
@@ -599,8 +690,8 @@
       <w:r>
         <w:rPr>
           <w:rFonts w:hint="default" w:ascii="Calibri" w:hAnsi="Calibri" w:cs="Calibri"/>
-          <w:b w:val="0"/>
-          <w:bCs w:val="0"/>
+          <w:b/>
+          <w:bCs/>
           <w:i/>
           <w:iCs/>
         </w:rPr>
@@ -610,8 +701,8 @@
         <w:rPr>
           <w:rStyle w:val="3"/>
           <w:rFonts w:hint="default" w:ascii="Calibri" w:hAnsi="Calibri" w:cs="Calibri"/>
-          <w:b w:val="0"/>
-          <w:bCs w:val="0"/>
+          <w:b/>
+          <w:bCs/>
           <w:i/>
           <w:iCs/>
         </w:rPr>
@@ -621,8 +712,8 @@
         <w:rPr>
           <w:rStyle w:val="3"/>
           <w:rFonts w:hint="default" w:ascii="Calibri" w:hAnsi="Calibri" w:cs="Calibri"/>
-          <w:b w:val="0"/>
-          <w:bCs w:val="0"/>
+          <w:b/>
+          <w:bCs/>
           <w:i/>
           <w:iCs/>
           <w:lang w:val="fr-FR"/>
@@ -633,8 +724,8 @@
         <w:rPr>
           <w:rStyle w:val="3"/>
           <w:rFonts w:hint="default" w:ascii="Calibri" w:hAnsi="Calibri" w:cs="Calibri"/>
-          <w:b w:val="0"/>
-          <w:bCs w:val="0"/>
+          <w:b/>
+          <w:bCs/>
           <w:i/>
           <w:iCs/>
         </w:rPr>
@@ -885,6 +976,8 @@
           <w:rFonts w:hint="default" w:ascii="Calibri" w:hAnsi="Calibri" w:cs="Calibri"/>
           <w:b w:val="0"/>
           <w:bCs w:val="0"/>
+          <w:i/>
+          <w:iCs/>
           <w:lang w:val="fr-FR"/>
         </w:rPr>
         <w:t>L</w:t>
@@ -894,6 +987,8 @@
           <w:rFonts w:hint="default" w:ascii="Calibri" w:hAnsi="Calibri" w:cs="Calibri"/>
           <w:b w:val="0"/>
           <w:bCs w:val="0"/>
+          <w:i/>
+          <w:iCs/>
         </w:rPr>
         <w:t>’</w:t>
       </w:r>
@@ -903,6 +998,8 @@
           <w:rFonts w:hint="default" w:ascii="Calibri" w:hAnsi="Calibri" w:cs="Calibri"/>
           <w:b w:val="0"/>
           <w:bCs w:val="0"/>
+          <w:i/>
+          <w:iCs/>
         </w:rPr>
         <w:t>OniFRa Antsirabe</w:t>
       </w:r>
@@ -914,6 +1011,15 @@
           <w:bCs w:val="0"/>
           <w:lang w:val="fr-FR"/>
         </w:rPr>
+        <w:t xml:space="preserve"> et</w:t>
+      </w:r>
+      <w:r>
+        <w:rPr>
+          <w:rFonts w:hint="default" w:ascii="Calibri" w:hAnsi="Calibri" w:cs="Calibri"/>
+          <w:b w:val="0"/>
+          <w:bCs w:val="0"/>
+          <w:lang w:val="fr-FR"/>
+        </w:rPr>
         <w:t xml:space="preserve"> </w:t>
       </w:r>
       <w:r>
@@ -921,23 +1027,19 @@
           <w:rFonts w:hint="default" w:ascii="Calibri" w:hAnsi="Calibri" w:cs="Calibri"/>
           <w:b w:val="0"/>
           <w:bCs w:val="0"/>
-        </w:rPr>
-        <w:t>en partenariat avec</w:t>
-      </w:r>
-      <w:r>
-        <w:rPr>
-          <w:rFonts w:hint="default" w:ascii="Calibri" w:hAnsi="Calibri" w:cs="Calibri"/>
-          <w:b w:val="0"/>
-          <w:bCs w:val="0"/>
-          <w:lang w:val="fr-FR"/>
-        </w:rPr>
-        <w:t xml:space="preserve"> l</w:t>
-      </w:r>
-      <w:r>
-        <w:rPr>
-          <w:rFonts w:hint="default" w:ascii="Calibri" w:hAnsi="Calibri" w:cs="Calibri"/>
-          <w:b w:val="0"/>
-          <w:bCs w:val="0"/>
+          <w:i/>
+          <w:iCs/>
+          <w:lang w:val="fr-FR"/>
+        </w:rPr>
+        <w:t>l</w:t>
+      </w:r>
+      <w:r>
+        <w:rPr>
+          <w:rFonts w:hint="default" w:ascii="Calibri" w:hAnsi="Calibri" w:cs="Calibri"/>
+          <w:b w:val="0"/>
+          <w:bCs w:val="0"/>
+          <w:i/>
+          <w:iCs/>
         </w:rPr>
         <w:t>’</w:t>
       </w:r>
@@ -947,6 +1049,8 @@
           <w:rFonts w:hint="default" w:ascii="Calibri" w:hAnsi="Calibri" w:cs="Calibri"/>
           <w:b w:val="0"/>
           <w:bCs w:val="0"/>
+          <w:i/>
+          <w:iCs/>
         </w:rPr>
         <w:t>AI&amp;Dev Academy</w:t>
       </w:r>
@@ -956,24 +1060,24 @@
           <w:b w:val="0"/>
           <w:bCs w:val="0"/>
         </w:rPr>
-        <w:t xml:space="preserve"> , a l’honneur de vous inviter à l’</w:t>
-      </w:r>
-      <w:r>
-        <w:rPr>
-          <w:rStyle w:val="3"/>
-          <w:rFonts w:hint="default" w:ascii="Calibri" w:hAnsi="Calibri" w:cs="Calibri"/>
-          <w:b w:val="0"/>
-          <w:bCs w:val="0"/>
-        </w:rPr>
-        <w:t>Ed-Tech Expo &amp; Forum</w:t>
-      </w:r>
-      <w:r>
-        <w:rPr>
-          <w:rFonts w:hint="default" w:ascii="Calibri" w:hAnsi="Calibri" w:cs="Calibri"/>
-          <w:b w:val="0"/>
-          <w:bCs w:val="0"/>
-        </w:rPr>
-        <w:t>, placé sous le thème :</w:t>
+        <w:t xml:space="preserve"> , </w:t>
+      </w:r>
+      <w:r>
+        <w:rPr>
+          <w:rFonts w:hint="default" w:ascii="Calibri" w:hAnsi="Calibri" w:cs="Calibri"/>
+          <w:b w:val="0"/>
+          <w:bCs w:val="0"/>
+          <w:lang w:val="fr-FR"/>
+        </w:rPr>
+        <w:t>ont</w:t>
+      </w:r>
+      <w:r>
+        <w:rPr>
+          <w:rFonts w:hint="default" w:ascii="Calibri" w:hAnsi="Calibri" w:cs="Calibri"/>
+          <w:b w:val="0"/>
+          <w:bCs w:val="0"/>
+        </w:rPr>
+        <w:t xml:space="preserve"> l’honneur de vous inviter à </w:t>
       </w:r>
     </w:p>
     <w:p>
@@ -986,57 +1090,34 @@
         <w:jc w:val="center"/>
         <w:rPr>
           <w:rFonts w:hint="default" w:ascii="Calibri" w:hAnsi="Calibri" w:cs="Calibri"/>
-          <w:b/>
-          <w:bCs/>
-          <w:i/>
-          <w:iCs/>
-        </w:rPr>
-      </w:pPr>
-      <w:r>
-        <w:rPr>
-          <w:rStyle w:val="3"/>
-          <w:rFonts w:hint="default" w:ascii="Calibri" w:hAnsi="Calibri" w:cs="Calibri"/>
-          <w:b/>
-          <w:bCs/>
-          <w:i/>
-          <w:iCs/>
-          <w:lang w:val="fr-FR"/>
-        </w:rPr>
-        <w:t xml:space="preserve">Les technologies </w:t>
-      </w:r>
-      <w:r>
-        <w:rPr>
-          <w:rStyle w:val="3"/>
-          <w:rFonts w:hint="default" w:ascii="Calibri" w:hAnsi="Calibri" w:cs="Calibri"/>
-          <w:b/>
-          <w:bCs/>
-          <w:i/>
-          <w:iCs/>
-        </w:rPr>
-        <w:t xml:space="preserve"> </w:t>
-      </w:r>
-      <w:r>
-        <w:rPr>
-          <w:rStyle w:val="3"/>
-          <w:rFonts w:hint="default" w:ascii="Calibri" w:hAnsi="Calibri" w:cs="Calibri"/>
-          <w:b/>
-          <w:bCs/>
-          <w:i/>
-          <w:iCs/>
-          <w:lang w:val="fr-FR"/>
-        </w:rPr>
-        <w:t xml:space="preserve">au service de </w:t>
-      </w:r>
-      <w:r>
-        <w:rPr>
-          <w:rStyle w:val="3"/>
-          <w:rFonts w:hint="default" w:ascii="Calibri" w:hAnsi="Calibri" w:cs="Calibri"/>
-          <w:b/>
-          <w:bCs/>
-          <w:i/>
-          <w:iCs/>
-        </w:rPr>
-        <w:t xml:space="preserve">l’Éducation </w:t>
+          <w:b w:val="0"/>
+          <w:bCs w:val="0"/>
+        </w:rPr>
+      </w:pPr>
+      <w:r>
+        <w:rPr>
+          <w:rFonts w:hint="default" w:ascii="Calibri" w:hAnsi="Calibri" w:cs="Calibri"/>
+          <w:b/>
+          <w:bCs/>
+        </w:rPr>
+        <w:t>l’</w:t>
+      </w:r>
+      <w:r>
+        <w:rPr>
+          <w:rStyle w:val="3"/>
+          <w:rFonts w:hint="default" w:ascii="Calibri" w:hAnsi="Calibri" w:cs="Calibri"/>
+          <w:b/>
+          <w:bCs/>
+        </w:rPr>
+        <w:t>Ed-Tech Expo &amp; Forum</w:t>
+      </w:r>
+      <w:r>
+        <w:rPr>
+          <w:rFonts w:hint="default" w:ascii="Calibri" w:hAnsi="Calibri" w:cs="Calibri"/>
+          <w:b w:val="0"/>
+          <w:bCs w:val="0"/>
+        </w:rPr>
+        <w:t>, placé sous le thème :</w:t>
       </w:r>
     </w:p>
     <w:p>
@@ -1049,17 +1130,57 @@
         <w:jc w:val="center"/>
         <w:rPr>
           <w:rFonts w:hint="default" w:ascii="Calibri" w:hAnsi="Calibri" w:cs="Calibri"/>
-          <w:b w:val="0"/>
-          <w:bCs w:val="0"/>
-        </w:rPr>
-      </w:pPr>
-      <w:r>
-        <w:rPr>
-          <w:rFonts w:hint="default" w:ascii="Calibri" w:hAnsi="Calibri" w:cs="Calibri"/>
-          <w:b w:val="0"/>
-          <w:bCs w:val="0"/>
-        </w:rPr>
-        <w:t>Nous serions honorés de compter sur votre présence à cet événement qui ambitionne de contribuer à la construction d’une éducation plus intelligente, inclusive et tournée vers l’avenir.</w:t>
+          <w:b/>
+          <w:bCs/>
+          <w:i/>
+          <w:iCs/>
+        </w:rPr>
+      </w:pPr>
+      <w:r>
+        <w:rPr>
+          <w:rStyle w:val="3"/>
+          <w:rFonts w:hint="default" w:ascii="Calibri" w:hAnsi="Calibri" w:cs="Calibri"/>
+          <w:b/>
+          <w:bCs/>
+          <w:i/>
+          <w:iCs/>
+          <w:lang w:val="fr-FR"/>
+        </w:rPr>
+        <w:t xml:space="preserve">Les technologies </w:t>
+      </w:r>
+      <w:r>
+        <w:rPr>
+          <w:rStyle w:val="3"/>
+          <w:rFonts w:hint="default" w:ascii="Calibri" w:hAnsi="Calibri" w:cs="Calibri"/>
+          <w:b/>
+          <w:bCs/>
+          <w:i/>
+          <w:iCs/>
+        </w:rPr>
+        <w:t xml:space="preserve"> </w:t>
+      </w:r>
+      <w:r>
+        <w:rPr>
+          <w:rStyle w:val="3"/>
+          <w:rFonts w:hint="default" w:ascii="Calibri" w:hAnsi="Calibri" w:cs="Calibri"/>
+          <w:b/>
+          <w:bCs/>
+          <w:i/>
+          <w:iCs/>
+          <w:lang w:val="fr-FR"/>
+        </w:rPr>
+        <w:t xml:space="preserve">au service de </w:t>
+      </w:r>
+      <w:r>
+        <w:rPr>
+          <w:rStyle w:val="3"/>
+          <w:rFonts w:hint="default" w:ascii="Calibri" w:hAnsi="Calibri" w:cs="Calibri"/>
+          <w:b/>
+          <w:bCs/>
+          <w:i/>
+          <w:iCs/>
+        </w:rPr>
+        <w:t xml:space="preserve">l’Éducation </w:t>
       </w:r>
     </w:p>
     <w:p>
@@ -1071,91 +1192,21 @@
         <w:suppressLineNumbers w:val="0"/>
         <w:jc w:val="center"/>
         <w:rPr>
-          <w:b w:val="0"/>
-          <w:bCs w:val="0"/>
-          <w:i/>
-          <w:iCs/>
-        </w:rPr>
-      </w:pPr>
-      <w:r>
-        <w:rPr>
-          <w:rStyle w:val="3"/>
-          <w:rFonts w:hint="default" w:ascii="Calibri" w:hAnsi="Calibri" w:cs="Calibri"/>
-          <w:b w:val="0"/>
-          <w:bCs w:val="0"/>
-          <w:i/>
-          <w:iCs/>
-          <w:lang w:val="fr-FR"/>
-        </w:rPr>
-        <w:t>Vendredi</w:t>
-      </w:r>
-      <w:r>
-        <w:rPr>
-          <w:rStyle w:val="3"/>
-          <w:rFonts w:hint="default" w:ascii="Calibri" w:hAnsi="Calibri" w:cs="Calibri"/>
-          <w:b w:val="0"/>
-          <w:bCs w:val="0"/>
-          <w:i/>
-          <w:iCs/>
-        </w:rPr>
-        <w:t xml:space="preserve"> 24 juillet 2026</w:t>
-      </w:r>
-      <w:r>
-        <w:rPr>
-          <w:rStyle w:val="3"/>
-          <w:rFonts w:hint="default" w:ascii="Calibri" w:hAnsi="Calibri" w:cs="Calibri"/>
-          <w:b w:val="0"/>
-          <w:bCs w:val="0"/>
-          <w:i/>
-          <w:iCs/>
-          <w:lang w:val="fr-FR"/>
-        </w:rPr>
-        <w:t xml:space="preserve"> à partir de 9 h</w:t>
-      </w:r>
-      <w:r>
-        <w:rPr>
-          <w:rFonts w:hint="default" w:ascii="Calibri" w:hAnsi="Calibri" w:cs="Calibri"/>
-          <w:b w:val="0"/>
-          <w:bCs w:val="0"/>
-          <w:i/>
-          <w:iCs/>
-        </w:rPr>
-        <w:br w:type="textWrapping"/>
-      </w:r>
-      <w:r>
-        <w:rPr>
-          <w:rStyle w:val="3"/>
-          <w:rFonts w:hint="default" w:ascii="Calibri" w:hAnsi="Calibri" w:cs="Calibri"/>
-          <w:b w:val="0"/>
-          <w:bCs w:val="0"/>
-          <w:i/>
-          <w:iCs/>
-        </w:rPr>
-        <w:t xml:space="preserve">Lovasoa </w:t>
-      </w:r>
-      <w:r>
-        <w:rPr>
-          <w:rStyle w:val="3"/>
-          <w:rFonts w:hint="default" w:ascii="Calibri" w:hAnsi="Calibri" w:cs="Calibri"/>
-          <w:b w:val="0"/>
-          <w:bCs w:val="0"/>
-          <w:i/>
-          <w:iCs/>
-          <w:lang w:val="fr-FR"/>
-        </w:rPr>
-        <w:t>Cross-Cultural-Center (L4C)</w:t>
-      </w:r>
-      <w:r>
-        <w:rPr>
-          <w:rStyle w:val="3"/>
-          <w:rFonts w:hint="default" w:ascii="Calibri" w:hAnsi="Calibri" w:cs="Calibri"/>
-          <w:b w:val="0"/>
-          <w:bCs w:val="0"/>
-          <w:i/>
-          <w:iCs/>
-        </w:rPr>
-        <w:t xml:space="preserve"> – Antsirabe</w:t>
-      </w:r>
+          <w:rFonts w:hint="default" w:ascii="Calibri" w:hAnsi="Calibri" w:cs="Calibri"/>
+          <w:b w:val="0"/>
+          <w:bCs w:val="0"/>
+        </w:rPr>
+      </w:pPr>
+      <w:r>
+        <w:rPr>
+          <w:rFonts w:hint="default" w:ascii="Calibri" w:hAnsi="Calibri" w:cs="Calibri"/>
+          <w:b w:val="0"/>
+          <w:bCs w:val="0"/>
+        </w:rPr>
+        <w:t>Nous serions honorés de compter sur votre présence à cet événement qui ambitionne de contribuer à la construction d’une éducation plus intelligente, inclusive et tournée vers l’avenir.</w:t>
+      </w:r>
+      <w:bookmarkStart w:id="0" w:name="_GoBack"/>
+      <w:bookmarkEnd w:id="0"/>
     </w:p>
     <w:p>
       <w:pPr>
@@ -1164,7 +1215,87 @@
         <w:keepLines w:val="0"/>
         <w:widowControl/>
         <w:suppressLineNumbers w:val="0"/>
-      </w:pPr>
+        <w:jc w:val="center"/>
+      </w:pPr>
+      <w:r>
+        <w:rPr>
+          <w:rStyle w:val="3"/>
+          <w:rFonts w:hint="default" w:ascii="Calibri" w:hAnsi="Calibri" w:cs="Calibri"/>
+          <w:b/>
+          <w:bCs/>
+          <w:i/>
+          <w:iCs/>
+          <w:lang w:val="fr-FR"/>
+        </w:rPr>
+        <w:t>Vendredi</w:t>
+      </w:r>
+      <w:r>
+        <w:rPr>
+          <w:rStyle w:val="3"/>
+          <w:rFonts w:hint="default" w:ascii="Calibri" w:hAnsi="Calibri" w:cs="Calibri"/>
+          <w:b/>
+          <w:bCs/>
+          <w:i/>
+          <w:iCs/>
+        </w:rPr>
+        <w:t xml:space="preserve"> 24 juillet 2026</w:t>
+      </w:r>
+      <w:r>
+        <w:rPr>
+          <w:rStyle w:val="3"/>
+          <w:rFonts w:hint="default" w:ascii="Calibri" w:hAnsi="Calibri" w:cs="Calibri"/>
+          <w:b/>
+          <w:bCs/>
+          <w:i/>
+          <w:iCs/>
+          <w:lang w:val="fr-FR"/>
+        </w:rPr>
+        <w:t xml:space="preserve"> à partir de 9 h</w:t>
+      </w:r>
+      <w:r>
+        <w:rPr>
+          <w:rFonts w:hint="default" w:ascii="Calibri" w:hAnsi="Calibri" w:cs="Calibri"/>
+          <w:b/>
+          <w:bCs/>
+          <w:i/>
+          <w:iCs/>
+        </w:rPr>
+        <w:br w:type="textWrapping"/>
+      </w:r>
+      <w:r>
+        <w:rPr>
+          <w:rStyle w:val="3"/>
+          <w:rFonts w:hint="default" w:ascii="Calibri" w:hAnsi="Calibri" w:cs="Calibri"/>
+          <w:b/>
+          <w:bCs/>
+          <w:i/>
+          <w:iCs/>
+        </w:rPr>
+        <w:t xml:space="preserve">Lovasoa </w:t>
+      </w:r>
+      <w:r>
+        <w:rPr>
+          <w:rStyle w:val="3"/>
+          <w:rFonts w:hint="default" w:ascii="Calibri" w:hAnsi="Calibri" w:cs="Calibri"/>
+          <w:b/>
+          <w:bCs/>
+          <w:i/>
+          <w:iCs/>
+          <w:lang w:val="fr-FR"/>
+        </w:rPr>
+        <w:t>Cross-Cultural-Center (L4C)</w:t>
+      </w:r>
+      <w:r>
+        <w:rPr>
+          <w:rStyle w:val="3"/>
+          <w:rFonts w:hint="default" w:ascii="Calibri" w:hAnsi="Calibri" w:cs="Calibri"/>
+          <w:b/>
+          <w:bCs/>
+          <w:i/>
+          <w:iCs/>
+        </w:rPr>
+        <w:t xml:space="preserve"> – Antsirabe</w:t>
+      </w:r>
     </w:p>
     <w:p>
       <w:pPr>
@@ -1774,6 +1905,7 @@
     <w:p>
       <w:pPr>
         <w:numPr>
+          <w:ilvl w:val="0"/>
           <w:numId w:val="0"/>
         </w:numPr>
         <w:ind w:leftChars="0"/>
